--- a/assets/EN/CV_Shirley_Reyes.docx
+++ b/assets/EN/CV_Shirley_Reyes.docx
@@ -6,67 +6,67 @@
       <w:pPr>
         <w:pStyle w:val="Ttulo"/>
         <w:rPr>
-          <w:lang w:val="es-PE"/>
+          <w:lang w:val="en-US"/>
         </w:rPr>
       </w:pPr>
       <w:bookmarkStart w:id="0" w:name="SHIRLEY_JENNIFER_GISELLE_REYES_AGUILAR"/>
       <w:bookmarkEnd w:id="0"/>
       <w:r>
         <w:rPr>
-          <w:lang w:val="es-PE"/>
+          <w:lang w:val="en-US"/>
         </w:rPr>
         <w:t>SHIRLEY</w:t>
       </w:r>
       <w:r>
         <w:rPr>
           <w:spacing w:val="-12"/>
-          <w:lang w:val="es-PE"/>
+          <w:lang w:val="en-US"/>
         </w:rPr>
         <w:t xml:space="preserve"> </w:t>
       </w:r>
       <w:r>
         <w:rPr>
-          <w:lang w:val="es-PE"/>
+          <w:lang w:val="en-US"/>
         </w:rPr>
         <w:t>JENNIFER</w:t>
       </w:r>
       <w:r>
         <w:rPr>
           <w:spacing w:val="-12"/>
-          <w:lang w:val="es-PE"/>
+          <w:lang w:val="en-US"/>
         </w:rPr>
         <w:t xml:space="preserve"> </w:t>
       </w:r>
       <w:r>
         <w:rPr>
-          <w:lang w:val="es-PE"/>
+          <w:lang w:val="en-US"/>
         </w:rPr>
         <w:t>GISELLE</w:t>
       </w:r>
       <w:r>
         <w:rPr>
           <w:spacing w:val="-8"/>
-          <w:lang w:val="es-PE"/>
+          <w:lang w:val="en-US"/>
         </w:rPr>
         <w:t xml:space="preserve"> </w:t>
       </w:r>
       <w:r>
         <w:rPr>
-          <w:lang w:val="es-PE"/>
+          <w:lang w:val="en-US"/>
         </w:rPr>
         <w:t>REYES</w:t>
       </w:r>
       <w:r>
         <w:rPr>
           <w:spacing w:val="-4"/>
-          <w:lang w:val="es-PE"/>
+          <w:lang w:val="en-US"/>
         </w:rPr>
         <w:t xml:space="preserve"> </w:t>
       </w:r>
       <w:r>
         <w:rPr>
           <w:spacing w:val="-2"/>
-          <w:lang w:val="es-PE"/>
+          <w:lang w:val="en-US"/>
         </w:rPr>
         <w:t>AGUILAR</w:t>
       </w:r>
@@ -83,25 +83,32 @@
       <w:r>
         <w:rPr>
           <w:sz w:val="20"/>
-          <w:lang w:val="es-PE"/>
+          <w:lang w:val="en-US"/>
         </w:rPr>
         <w:t xml:space="preserve">St. 3 Gr. 8 </w:t>
       </w:r>
       <w:proofErr w:type="spellStart"/>
+      <w:r>
+        <w:rPr>
+          <w:sz w:val="20"/>
+          <w:lang w:val="en-US"/>
+        </w:rPr>
+        <w:t>Mz</w:t>
+      </w:r>
+      <w:proofErr w:type="spellEnd"/>
+      <w:r>
+        <w:rPr>
+          <w:sz w:val="20"/>
+          <w:lang w:val="en-US"/>
+        </w:rPr>
+        <w:t xml:space="preserve">. </w:t>
+      </w:r>
       <w:r>
         <w:rPr>
           <w:sz w:val="20"/>
           <w:lang w:val="es-PE"/>
         </w:rPr>
-        <w:t>Mz</w:t>
-      </w:r>
-      <w:proofErr w:type="spellEnd"/>
-      <w:r>
-        <w:rPr>
-          <w:sz w:val="20"/>
-          <w:lang w:val="es-PE"/>
-        </w:rPr>
-        <w:t xml:space="preserve">. D </w:t>
+        <w:t xml:space="preserve">D </w:t>
       </w:r>
       <w:proofErr w:type="spellStart"/>
       <w:r>
@@ -248,7 +255,7 @@
           </mc:Choice>
           <mc:Fallback>
             <w:pict>
-              <v:shape w14:anchorId="625B7FDF" id="Graphic 2" o:spid="_x0000_s1026" style="position:absolute;margin-left:69.4pt;margin-top:14.9pt;width:456.65pt;height:.5pt;z-index:-251658752;visibility:visible;mso-wrap-style:square;mso-wrap-distance-left:0;mso-wrap-distance-top:0;mso-wrap-distance-right:0;mso-wrap-distance-bottom:0;mso-position-horizontal:absolute;mso-position-horizontal-relative:page;mso-position-vertical:absolute;mso-position-vertical-relative:text;v-text-anchor:top" coordsize="5799455,6350" o:gfxdata="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" path="m5799455,l,,,6096r5799455,l5799455,xe" fillcolor="navy" stroked="f">
+              <v:shape w14:anchorId="4875706E" id="Graphic 2" o:spid="_x0000_s1026" style="position:absolute;margin-left:69.4pt;margin-top:14.9pt;width:456.65pt;height:.5pt;z-index:-251658752;visibility:visible;mso-wrap-style:square;mso-wrap-distance-left:0;mso-wrap-distance-top:0;mso-wrap-distance-right:0;mso-wrap-distance-bottom:0;mso-position-horizontal:absolute;mso-position-horizontal-relative:page;mso-position-vertical:absolute;mso-position-vertical-relative:text;v-text-anchor:top" coordsize="5799455,6350" o:gfxdata="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" path="m5799455,l,,,6096r5799455,l5799455,xe" fillcolor="navy" stroked="f">
                 <v:path arrowok="t"/>
                 <w10:wrap type="topAndBottom" anchorx="page"/>
               </v:shape>
@@ -287,9 +294,15 @@
       </w:pPr>
       <w:r>
         <w:rPr>
-          <w:lang w:val="en-US"/>
-        </w:rPr>
-        <w:t xml:space="preserve">Student in the tenth semester of the Systems Engineering and Computer Science program at the Technological University of Peru, participating in the </w:t>
+          <w:lang w:val="en"/>
+        </w:rPr>
+        <w:t xml:space="preserve">Bachelor's degree in </w:t>
+      </w:r>
+      <w:r>
+        <w:rPr>
+          <w:lang w:val="en-US"/>
+        </w:rPr>
+        <w:t xml:space="preserve">Systems Engineering and Computer Science program at the Technological University of Peru, participating in the </w:t>
       </w:r>
       <w:proofErr w:type="spellStart"/>
       <w:r>
@@ -402,7 +415,7 @@
           </mc:Choice>
           <mc:Fallback>
             <w:pict>
-              <v:shape w14:anchorId="71B1F5BC" id="Graphic 3" o:spid="_x0000_s1026" style="position:absolute;margin-left:69.4pt;margin-top:15.15pt;width:456.65pt;height:.5pt;z-index:-251657728;visibility:visible;mso-wrap-style:square;mso-wrap-distance-left:0;mso-wrap-distance-top:0;mso-wrap-distance-right:0;mso-wrap-distance-bottom:0;mso-position-horizontal:absolute;mso-position-horizontal-relative:page;mso-position-vertical:absolute;mso-position-vertical-relative:text;v-text-anchor:top" coordsize="5799455,6350" o:gfxdata="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" path="m5799455,l,,,6096r5799455,l5799455,xe" fillcolor="navy" stroked="f">
+              <v:shape w14:anchorId="7998799C" id="Graphic 3" o:spid="_x0000_s1026" style="position:absolute;margin-left:69.4pt;margin-top:15.15pt;width:456.65pt;height:.5pt;z-index:-251657728;visibility:visible;mso-wrap-style:square;mso-wrap-distance-left:0;mso-wrap-distance-top:0;mso-wrap-distance-right:0;mso-wrap-distance-bottom:0;mso-position-horizontal:absolute;mso-position-horizontal-relative:page;mso-position-vertical:absolute;mso-position-vertical-relative:text;v-text-anchor:top" coordsize="5799455,6350" o:gfxdata="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" path="m5799455,l,,,6096r5799455,l5799455,xe" fillcolor="navy" stroked="f">
                 <v:path arrowok="t"/>
                 <w10:wrap type="topAndBottom" anchorx="page"/>
               </v:shape>
@@ -819,7 +832,7 @@
           </mc:Choice>
           <mc:Fallback>
             <w:pict>
-              <v:shape w14:anchorId="5A06B59E" id="Graphic 4" o:spid="_x0000_s1026" style="position:absolute;margin-left:69.4pt;margin-top:15.1pt;width:456.65pt;height:.5pt;z-index:-251661824;visibility:visible;mso-wrap-style:square;mso-wrap-distance-left:0;mso-wrap-distance-top:0;mso-wrap-distance-right:0;mso-wrap-distance-bottom:0;mso-position-horizontal:absolute;mso-position-horizontal-relative:page;mso-position-vertical:absolute;mso-position-vertical-relative:text;v-text-anchor:top" coordsize="5799455,6350" o:gfxdata="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" path="m5799455,l,,,6096r5799455,l5799455,xe" fillcolor="navy" stroked="f">
+              <v:shape w14:anchorId="341C87B2" id="Graphic 4" o:spid="_x0000_s1026" style="position:absolute;margin-left:69.4pt;margin-top:15.1pt;width:456.65pt;height:.5pt;z-index:-251661824;visibility:visible;mso-wrap-style:square;mso-wrap-distance-left:0;mso-wrap-distance-top:0;mso-wrap-distance-right:0;mso-wrap-distance-bottom:0;mso-position-horizontal:absolute;mso-position-horizontal-relative:page;mso-position-vertical:absolute;mso-position-vertical-relative:text;v-text-anchor:top" coordsize="5799455,6350" o:gfxdata="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" path="m5799455,l,,,6096r5799455,l5799455,xe" fillcolor="navy" stroked="f">
                 <v:path arrowok="t"/>
                 <w10:wrap type="topAndBottom" anchorx="page"/>
               </v:shape>
@@ -900,7 +913,7 @@
             <w:pPr>
               <w:pStyle w:val="TableParagraph"/>
               <w:spacing w:line="211" w:lineRule="exact"/>
-              <w:ind w:left="1774"/>
+              <w:ind w:left="1524"/>
               <w:rPr>
                 <w:rFonts w:ascii="Arial"/>
                 <w:b/>
@@ -927,17 +940,7 @@
                 <w:szCs w:val="20"/>
                 <w:lang w:val="en-US"/>
               </w:rPr>
-              <w:t>March</w:t>
-            </w:r>
-            <w:r>
-              <w:rPr>
-                <w:rFonts w:ascii="Arial"/>
-                <w:b/>
-                <w:sz w:val="18"/>
-                <w:szCs w:val="20"/>
-                <w:lang w:val="en-US"/>
-              </w:rPr>
-              <w:t xml:space="preserve"> </w:t>
+              <w:t xml:space="preserve">March </w:t>
             </w:r>
             <w:r>
               <w:rPr>
@@ -957,7 +960,27 @@
                 <w:szCs w:val="20"/>
                 <w:lang w:val="en-US"/>
               </w:rPr>
-              <w:t>present</w:t>
+              <w:t xml:space="preserve">March </w:t>
+            </w:r>
+            <w:r>
+              <w:rPr>
+                <w:rFonts w:ascii="Arial"/>
+                <w:b/>
+                <w:sz w:val="18"/>
+                <w:szCs w:val="20"/>
+                <w:lang w:val="en-US"/>
+              </w:rPr>
+              <w:t>202</w:t>
+            </w:r>
+            <w:r>
+              <w:rPr>
+                <w:rFonts w:ascii="Arial"/>
+                <w:b/>
+                <w:sz w:val="18"/>
+                <w:szCs w:val="20"/>
+                <w:lang w:val="en-US"/>
+              </w:rPr>
+              <w:t>5</w:t>
             </w:r>
           </w:p>
         </w:tc>
@@ -986,18 +1009,8 @@
                 <w:szCs w:val="20"/>
                 <w:lang w:val="en-US"/>
               </w:rPr>
-              <w:t xml:space="preserve">Systems and Computer Engineering, 10th </w:t>
+              <w:t>Systems and Computer Engineering, 10th cycle.</w:t>
             </w:r>
-            <w:proofErr w:type="spellStart"/>
-            <w:r>
-              <w:rPr>
-                <w:sz w:val="18"/>
-                <w:szCs w:val="20"/>
-                <w:lang w:val="en-US"/>
-              </w:rPr>
-              <w:t>cycle.</w:t>
-            </w:r>
-            <w:proofErr w:type="spellEnd"/>
           </w:p>
           <w:p>
             <w:pPr>
@@ -1151,7 +1164,7 @@
           </mc:Choice>
           <mc:Fallback>
             <w:pict>
-              <v:shape w14:anchorId="70F28DB3" id="Graphic 4" o:spid="_x0000_s1026" style="position:absolute;margin-left:69.4pt;margin-top:15.1pt;width:456.65pt;height:.5pt;z-index:-251656704;visibility:visible;mso-wrap-style:square;mso-wrap-distance-left:0;mso-wrap-distance-top:0;mso-wrap-distance-right:0;mso-wrap-distance-bottom:0;mso-position-horizontal:absolute;mso-position-horizontal-relative:page;mso-position-vertical:absolute;mso-position-vertical-relative:text;v-text-anchor:top" coordsize="5799455,6350" o:gfxdata="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" path="m5799455,l,,,6096r5799455,l5799455,xe" fillcolor="navy" stroked="f">
+              <v:shape w14:anchorId="2669BAD8" id="Graphic 4" o:spid="_x0000_s1026" style="position:absolute;margin-left:69.4pt;margin-top:15.1pt;width:456.65pt;height:.5pt;z-index:-251656704;visibility:visible;mso-wrap-style:square;mso-wrap-distance-left:0;mso-wrap-distance-top:0;mso-wrap-distance-right:0;mso-wrap-distance-bottom:0;mso-position-horizontal:absolute;mso-position-horizontal-relative:page;mso-position-vertical:absolute;mso-position-vertical-relative:text;v-text-anchor:top" coordsize="5799455,6350" o:gfxdata="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" path="m5799455,l,,,6096r5799455,l5799455,xe" fillcolor="navy" stroked="f">
                 <v:path arrowok="t"/>
                 <w10:wrap type="topAndBottom" anchorx="page"/>
               </v:shape>
@@ -1588,7 +1601,7 @@
           </mc:Choice>
           <mc:Fallback>
             <w:pict>
-              <v:shape w14:anchorId="6A17DB3F" id="Graphic 6" o:spid="_x0000_s1026" style="position:absolute;margin-left:69.4pt;margin-top:15.15pt;width:456.65pt;height:.5pt;z-index:-251655680;visibility:visible;mso-wrap-style:square;mso-wrap-distance-left:0;mso-wrap-distance-top:0;mso-wrap-distance-right:0;mso-wrap-distance-bottom:0;mso-position-horizontal:absolute;mso-position-horizontal-relative:page;mso-position-vertical:absolute;mso-position-vertical-relative:text;v-text-anchor:top" coordsize="5799455,6350" o:gfxdata="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" path="m5799455,l,,,6095r5799455,l5799455,xe" fillcolor="navy" stroked="f">
+              <v:shape w14:anchorId="608C0099" id="Graphic 6" o:spid="_x0000_s1026" style="position:absolute;margin-left:69.4pt;margin-top:15.15pt;width:456.65pt;height:.5pt;z-index:-251655680;visibility:visible;mso-wrap-style:square;mso-wrap-distance-left:0;mso-wrap-distance-top:0;mso-wrap-distance-right:0;mso-wrap-distance-bottom:0;mso-position-horizontal:absolute;mso-position-horizontal-relative:page;mso-position-vertical:absolute;mso-position-vertical-relative:text;v-text-anchor:top" coordsize="5799455,6350" o:gfxdata="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" path="m5799455,l,,,6095r5799455,l5799455,xe" fillcolor="navy" stroked="f">
                 <v:path arrowok="t"/>
                 <w10:wrap type="topAndBottom" anchorx="page"/>
               </v:shape>
@@ -2139,7 +2152,7 @@
           </mc:Choice>
           <mc:Fallback>
             <w:pict>
-              <v:shape w14:anchorId="6AF227B4" id="Graphic 7" o:spid="_x0000_s1026" style="position:absolute;margin-left:69.4pt;margin-top:14.9pt;width:456.65pt;height:.5pt;z-index:-251654656;visibility:visible;mso-wrap-style:square;mso-wrap-distance-left:0;mso-wrap-distance-top:0;mso-wrap-distance-right:0;mso-wrap-distance-bottom:0;mso-position-horizontal:absolute;mso-position-horizontal-relative:page;mso-position-vertical:absolute;mso-position-vertical-relative:text;v-text-anchor:top" coordsize="5799455,6350" o:gfxdata="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" path="m5799455,l,,,6096r5799455,l5799455,xe" fillcolor="navy" stroked="f">
+              <v:shape w14:anchorId="46099C80" id="Graphic 7" o:spid="_x0000_s1026" style="position:absolute;margin-left:69.4pt;margin-top:14.9pt;width:456.65pt;height:.5pt;z-index:-251654656;visibility:visible;mso-wrap-style:square;mso-wrap-distance-left:0;mso-wrap-distance-top:0;mso-wrap-distance-right:0;mso-wrap-distance-bottom:0;mso-position-horizontal:absolute;mso-position-horizontal-relative:page;mso-position-vertical:absolute;mso-position-vertical-relative:text;v-text-anchor:top" coordsize="5799455,6350" o:gfxdata="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" path="m5799455,l,,,6096r5799455,l5799455,xe" fillcolor="navy" stroked="f">
                 <v:path arrowok="t"/>
                 <w10:wrap type="topAndBottom" anchorx="page"/>
               </v:shape>

--- a/assets/EN/CV_Shirley_Reyes.docx
+++ b/assets/EN/CV_Shirley_Reyes.docx
@@ -85,46 +85,14 @@
           <w:sz w:val="20"/>
           <w:lang w:val="en-US"/>
         </w:rPr>
-        <w:t xml:space="preserve">St. 3 Gr. 8 </w:t>
-      </w:r>
-      <w:proofErr w:type="spellStart"/>
-      <w:r>
-        <w:rPr>
-          <w:sz w:val="20"/>
-          <w:lang w:val="en-US"/>
-        </w:rPr>
-        <w:t>Mz</w:t>
-      </w:r>
-      <w:proofErr w:type="spellEnd"/>
-      <w:r>
-        <w:rPr>
-          <w:sz w:val="20"/>
-          <w:lang w:val="en-US"/>
-        </w:rPr>
-        <w:t xml:space="preserve">. </w:t>
+        <w:t xml:space="preserve">St. 3 Gr. 8 Mz. </w:t>
       </w:r>
       <w:r>
         <w:rPr>
           <w:sz w:val="20"/>
           <w:lang w:val="es-PE"/>
         </w:rPr>
-        <w:t xml:space="preserve">D </w:t>
-      </w:r>
-      <w:proofErr w:type="spellStart"/>
-      <w:r>
-        <w:rPr>
-          <w:sz w:val="20"/>
-          <w:lang w:val="es-PE"/>
-        </w:rPr>
-        <w:t>Lt</w:t>
-      </w:r>
-      <w:proofErr w:type="spellEnd"/>
-      <w:r>
-        <w:rPr>
-          <w:sz w:val="20"/>
-          <w:lang w:val="es-PE"/>
-        </w:rPr>
-        <w:t>. 23 • Villa el Salvador, Lima • jennykings51@gmail.com • (+51) 948936537</w:t>
+        <w:t>D Lt. 23 • Villa el Salvador, Lima • jennykings51@gmail.com • (+51) 948936537</w:t>
       </w:r>
     </w:p>
     <w:p>
@@ -255,7 +223,7 @@
           </mc:Choice>
           <mc:Fallback>
             <w:pict>
-              <v:shape w14:anchorId="4875706E" id="Graphic 2" o:spid="_x0000_s1026" style="position:absolute;margin-left:69.4pt;margin-top:14.9pt;width:456.65pt;height:.5pt;z-index:-251658752;visibility:visible;mso-wrap-style:square;mso-wrap-distance-left:0;mso-wrap-distance-top:0;mso-wrap-distance-right:0;mso-wrap-distance-bottom:0;mso-position-horizontal:absolute;mso-position-horizontal-relative:page;mso-position-vertical:absolute;mso-position-vertical-relative:text;v-text-anchor:top" coordsize="5799455,6350" o:gfxdata="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" path="m5799455,l,,,6096r5799455,l5799455,xe" fillcolor="navy" stroked="f">
+              <v:shape w14:anchorId="4B02ADB5" id="Graphic 2" o:spid="_x0000_s1026" style="position:absolute;margin-left:69.4pt;margin-top:14.9pt;width:456.65pt;height:.5pt;z-index:-251658752;visibility:visible;mso-wrap-style:square;mso-wrap-distance-left:0;mso-wrap-distance-top:0;mso-wrap-distance-right:0;mso-wrap-distance-bottom:0;mso-position-horizontal:absolute;mso-position-horizontal-relative:page;mso-position-vertical:absolute;mso-position-vertical-relative:text;v-text-anchor:top" coordsize="5799455,6350" o:gfxdata="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" path="m5799455,l,,,6096r5799455,l5799455,xe" fillcolor="navy" stroked="f">
                 <v:path arrowok="t"/>
                 <w10:wrap type="topAndBottom" anchorx="page"/>
               </v:shape>
@@ -302,21 +270,7 @@
         <w:rPr>
           <w:lang w:val="en-US"/>
         </w:rPr>
-        <w:t xml:space="preserve">Systems Engineering and Computer Science program at the Technological University of Peru, participating in the </w:t>
-      </w:r>
-      <w:proofErr w:type="spellStart"/>
-      <w:r>
-        <w:rPr>
-          <w:lang w:val="en-US"/>
-        </w:rPr>
-        <w:t>Impulsa</w:t>
-      </w:r>
-      <w:proofErr w:type="spellEnd"/>
-      <w:r>
-        <w:rPr>
-          <w:lang w:val="en-US"/>
-        </w:rPr>
-        <w:t xml:space="preserve"> 2024 program for outstanding students. Experience in the IT field, including front-end and back-end web development, website design, SEO strategies, and code verification. Strong knowledge of programming, design, and database management. Adept at teamwork, effective communication, analytical skills, and results-oriented.</w:t>
+        <w:t>Systems Engineering and Computer Science program at the Technological University of Peru, participating in the Impulsa 2024 program for outstanding students. Experience in the IT field, including front-end and back-end web development, website design, SEO strategies, and code verification. Strong knowledge of programming, design, and database management. Adept at teamwork, effective communication, analytical skills, and results-oriented.</w:t>
       </w:r>
     </w:p>
     <w:p>
@@ -415,7 +369,7 @@
           </mc:Choice>
           <mc:Fallback>
             <w:pict>
-              <v:shape w14:anchorId="7998799C" id="Graphic 3" o:spid="_x0000_s1026" style="position:absolute;margin-left:69.4pt;margin-top:15.15pt;width:456.65pt;height:.5pt;z-index:-251657728;visibility:visible;mso-wrap-style:square;mso-wrap-distance-left:0;mso-wrap-distance-top:0;mso-wrap-distance-right:0;mso-wrap-distance-bottom:0;mso-position-horizontal:absolute;mso-position-horizontal-relative:page;mso-position-vertical:absolute;mso-position-vertical-relative:text;v-text-anchor:top" coordsize="5799455,6350" o:gfxdata="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" path="m5799455,l,,,6096r5799455,l5799455,xe" fillcolor="navy" stroked="f">
+              <v:shape w14:anchorId="1127CAD1" id="Graphic 3" o:spid="_x0000_s1026" style="position:absolute;margin-left:69.4pt;margin-top:15.15pt;width:456.65pt;height:.5pt;z-index:-251657728;visibility:visible;mso-wrap-style:square;mso-wrap-distance-left:0;mso-wrap-distance-top:0;mso-wrap-distance-right:0;mso-wrap-distance-bottom:0;mso-position-horizontal:absolute;mso-position-horizontal-relative:page;mso-position-vertical:absolute;mso-position-vertical-relative:text;v-text-anchor:top" coordsize="5799455,6350" o:gfxdata="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" path="m5799455,l,,,6096r5799455,l5799455,xe" fillcolor="navy" stroked="f">
                 <v:path arrowok="t"/>
                 <w10:wrap type="topAndBottom" anchorx="page"/>
               </v:shape>
@@ -832,7 +786,7 @@
           </mc:Choice>
           <mc:Fallback>
             <w:pict>
-              <v:shape w14:anchorId="341C87B2" id="Graphic 4" o:spid="_x0000_s1026" style="position:absolute;margin-left:69.4pt;margin-top:15.1pt;width:456.65pt;height:.5pt;z-index:-251661824;visibility:visible;mso-wrap-style:square;mso-wrap-distance-left:0;mso-wrap-distance-top:0;mso-wrap-distance-right:0;mso-wrap-distance-bottom:0;mso-position-horizontal:absolute;mso-position-horizontal-relative:page;mso-position-vertical:absolute;mso-position-vertical-relative:text;v-text-anchor:top" coordsize="5799455,6350" o:gfxdata="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" path="m5799455,l,,,6096r5799455,l5799455,xe" fillcolor="navy" stroked="f">
+              <v:shape w14:anchorId="447FD499" id="Graphic 4" o:spid="_x0000_s1026" style="position:absolute;margin-left:69.4pt;margin-top:15.1pt;width:456.65pt;height:.5pt;z-index:-251661824;visibility:visible;mso-wrap-style:square;mso-wrap-distance-left:0;mso-wrap-distance-top:0;mso-wrap-distance-right:0;mso-wrap-distance-bottom:0;mso-position-horizontal:absolute;mso-position-horizontal-relative:page;mso-position-vertical:absolute;mso-position-vertical-relative:text;v-text-anchor:top" coordsize="5799455,6350" o:gfxdata="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" path="m5799455,l,,,6096r5799455,l5799455,xe" fillcolor="navy" stroked="f">
                 <v:path arrowok="t"/>
                 <w10:wrap type="topAndBottom" anchorx="page"/>
               </v:shape>
@@ -999,8 +953,7 @@
               <w:ind w:right="318"/>
               <w:rPr>
                 <w:sz w:val="18"/>
-                <w:szCs w:val="20"/>
-                <w:lang w:val="en-US"/>
+                <w:lang w:val="es-PE"/>
               </w:rPr>
             </w:pPr>
             <w:r>
@@ -1009,7 +962,22 @@
                 <w:szCs w:val="20"/>
                 <w:lang w:val="en-US"/>
               </w:rPr>
-              <w:t>Systems and Computer Engineering, 10th cycle.</w:t>
+              <w:t xml:space="preserve">Systems and Computer Engineering, </w:t>
+            </w:r>
+            <w:r>
+              <w:rPr>
+                <w:sz w:val="18"/>
+                <w:lang w:val="en"/>
+              </w:rPr>
+              <w:t>Bachelor</w:t>
+            </w:r>
+            <w:r>
+              <w:rPr>
+                <w:sz w:val="18"/>
+                <w:szCs w:val="20"/>
+                <w:lang w:val="en-US"/>
+              </w:rPr>
+              <w:t>.</w:t>
             </w:r>
           </w:p>
           <w:p>
@@ -1164,7 +1132,7 @@
           </mc:Choice>
           <mc:Fallback>
             <w:pict>
-              <v:shape w14:anchorId="2669BAD8" id="Graphic 4" o:spid="_x0000_s1026" style="position:absolute;margin-left:69.4pt;margin-top:15.1pt;width:456.65pt;height:.5pt;z-index:-251656704;visibility:visible;mso-wrap-style:square;mso-wrap-distance-left:0;mso-wrap-distance-top:0;mso-wrap-distance-right:0;mso-wrap-distance-bottom:0;mso-position-horizontal:absolute;mso-position-horizontal-relative:page;mso-position-vertical:absolute;mso-position-vertical-relative:text;v-text-anchor:top" coordsize="5799455,6350" o:gfxdata="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" path="m5799455,l,,,6096r5799455,l5799455,xe" fillcolor="navy" stroked="f">
+              <v:shape w14:anchorId="1D2F9177" id="Graphic 4" o:spid="_x0000_s1026" style="position:absolute;margin-left:69.4pt;margin-top:15.1pt;width:456.65pt;height:.5pt;z-index:-251656704;visibility:visible;mso-wrap-style:square;mso-wrap-distance-left:0;mso-wrap-distance-top:0;mso-wrap-distance-right:0;mso-wrap-distance-bottom:0;mso-position-horizontal:absolute;mso-position-horizontal-relative:page;mso-position-vertical:absolute;mso-position-vertical-relative:text;v-text-anchor:top" coordsize="5799455,6350" o:gfxdata="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" path="m5799455,l,,,6096r5799455,l5799455,xe" fillcolor="navy" stroked="f">
                 <v:path arrowok="t"/>
                 <w10:wrap type="topAndBottom" anchorx="page"/>
               </v:shape>
@@ -1211,21 +1179,7 @@
         <w:rPr>
           <w:lang w:val="en-US"/>
         </w:rPr>
-        <w:t xml:space="preserve">I won the </w:t>
-      </w:r>
-      <w:proofErr w:type="spellStart"/>
-      <w:r>
-        <w:rPr>
-          <w:lang w:val="en-US"/>
-        </w:rPr>
-        <w:t>Pronabec</w:t>
-      </w:r>
-      <w:proofErr w:type="spellEnd"/>
-      <w:r>
-        <w:rPr>
-          <w:lang w:val="en-US"/>
-        </w:rPr>
-        <w:t xml:space="preserve"> Scholarship</w:t>
+        <w:t>I won the Pronabec Scholarship</w:t>
       </w:r>
     </w:p>
     <w:p>
@@ -1343,21 +1297,7 @@
         <w:rPr>
           <w:lang w:val="en-US"/>
         </w:rPr>
-        <w:t xml:space="preserve">I earned first place in the </w:t>
-      </w:r>
-      <w:proofErr w:type="spellStart"/>
-      <w:r>
-        <w:rPr>
-          <w:lang w:val="en-US"/>
-        </w:rPr>
-        <w:t>Gamelab</w:t>
-      </w:r>
-      <w:proofErr w:type="spellEnd"/>
-      <w:r>
-        <w:rPr>
-          <w:lang w:val="en-US"/>
-        </w:rPr>
-        <w:t xml:space="preserve"> program</w:t>
+        <w:t>I earned first place in the Gamelab program</w:t>
       </w:r>
     </w:p>
     <w:p>
@@ -1443,21 +1383,7 @@
         <w:rPr>
           <w:lang w:val="en-US"/>
         </w:rPr>
-        <w:t xml:space="preserve">I was part of the UTP </w:t>
-      </w:r>
-      <w:proofErr w:type="spellStart"/>
-      <w:r>
-        <w:rPr>
-          <w:lang w:val="en-US"/>
-        </w:rPr>
-        <w:t>Impulsa</w:t>
-      </w:r>
-      <w:proofErr w:type="spellEnd"/>
-      <w:r>
-        <w:rPr>
-          <w:lang w:val="en-US"/>
-        </w:rPr>
-        <w:t xml:space="preserve"> Program</w:t>
+        <w:t>I was part of the UTP Impulsa Program</w:t>
       </w:r>
     </w:p>
     <w:p>
@@ -1601,7 +1527,7 @@
           </mc:Choice>
           <mc:Fallback>
             <w:pict>
-              <v:shape w14:anchorId="608C0099" id="Graphic 6" o:spid="_x0000_s1026" style="position:absolute;margin-left:69.4pt;margin-top:15.15pt;width:456.65pt;height:.5pt;z-index:-251655680;visibility:visible;mso-wrap-style:square;mso-wrap-distance-left:0;mso-wrap-distance-top:0;mso-wrap-distance-right:0;mso-wrap-distance-bottom:0;mso-position-horizontal:absolute;mso-position-horizontal-relative:page;mso-position-vertical:absolute;mso-position-vertical-relative:text;v-text-anchor:top" coordsize="5799455,6350" o:gfxdata="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" path="m5799455,l,,,6095r5799455,l5799455,xe" fillcolor="navy" stroked="f">
+              <v:shape w14:anchorId="59818887" id="Graphic 6" o:spid="_x0000_s1026" style="position:absolute;margin-left:69.4pt;margin-top:15.15pt;width:456.65pt;height:.5pt;z-index:-251655680;visibility:visible;mso-wrap-style:square;mso-wrap-distance-left:0;mso-wrap-distance-top:0;mso-wrap-distance-right:0;mso-wrap-distance-bottom:0;mso-position-horizontal:absolute;mso-position-horizontal-relative:page;mso-position-vertical:absolute;mso-position-vertical-relative:text;v-text-anchor:top" coordsize="5799455,6350" o:gfxdata="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" path="m5799455,l,,,6095r5799455,l5799455,xe" fillcolor="navy" stroked="f">
                 <v:path arrowok="t"/>
                 <w10:wrap type="topAndBottom" anchorx="page"/>
               </v:shape>
@@ -2152,7 +2078,7 @@
           </mc:Choice>
           <mc:Fallback>
             <w:pict>
-              <v:shape w14:anchorId="46099C80" id="Graphic 7" o:spid="_x0000_s1026" style="position:absolute;margin-left:69.4pt;margin-top:14.9pt;width:456.65pt;height:.5pt;z-index:-251654656;visibility:visible;mso-wrap-style:square;mso-wrap-distance-left:0;mso-wrap-distance-top:0;mso-wrap-distance-right:0;mso-wrap-distance-bottom:0;mso-position-horizontal:absolute;mso-position-horizontal-relative:page;mso-position-vertical:absolute;mso-position-vertical-relative:text;v-text-anchor:top" coordsize="5799455,6350" o:gfxdata="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" path="m5799455,l,,,6096r5799455,l5799455,xe" fillcolor="navy" stroked="f">
+              <v:shape w14:anchorId="409BF968" id="Graphic 7" o:spid="_x0000_s1026" style="position:absolute;margin-left:69.4pt;margin-top:14.9pt;width:456.65pt;height:.5pt;z-index:-251654656;visibility:visible;mso-wrap-style:square;mso-wrap-distance-left:0;mso-wrap-distance-top:0;mso-wrap-distance-right:0;mso-wrap-distance-bottom:0;mso-position-horizontal:absolute;mso-position-horizontal-relative:page;mso-position-vertical:absolute;mso-position-vertical-relative:text;v-text-anchor:top" coordsize="5799455,6350" o:gfxdata="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" path="m5799455,l,,,6096r5799455,l5799455,xe" fillcolor="navy" stroked="f">
                 <v:path arrowok="t"/>
                 <w10:wrap type="topAndBottom" anchorx="page"/>
               </v:shape>
@@ -2244,21 +2170,12 @@
           <w:lang w:val="en-US"/>
         </w:rPr>
       </w:pPr>
-      <w:proofErr w:type="spellStart"/>
       <w:r>
         <w:rPr>
           <w:sz w:val="18"/>
           <w:lang w:val="en-US"/>
         </w:rPr>
-        <w:t>Wordpress</w:t>
-      </w:r>
-      <w:proofErr w:type="spellEnd"/>
-      <w:r>
-        <w:rPr>
-          <w:sz w:val="18"/>
-          <w:lang w:val="en-US"/>
-        </w:rPr>
-        <w:t>, Telefónica Foundation, 2023</w:t>
+        <w:t>Wordpress, Telefónica Foundation, 2023</w:t>
       </w:r>
     </w:p>
     <w:p>
@@ -2354,23 +2271,7 @@
           <w:sz w:val="18"/>
           <w:lang w:val="en-US"/>
         </w:rPr>
-        <w:t xml:space="preserve">Web Programming, </w:t>
-      </w:r>
-      <w:proofErr w:type="spellStart"/>
-      <w:r>
-        <w:rPr>
-          <w:sz w:val="18"/>
-          <w:lang w:val="en-US"/>
-        </w:rPr>
-        <w:t>Desafío</w:t>
-      </w:r>
-      <w:proofErr w:type="spellEnd"/>
-      <w:r>
-        <w:rPr>
-          <w:sz w:val="18"/>
-          <w:lang w:val="en-US"/>
-        </w:rPr>
-        <w:t xml:space="preserve"> Latam, 2024</w:t>
+        <w:t>Web Programming, Desafío Latam, 2024</w:t>
       </w:r>
     </w:p>
     <w:p>
@@ -2394,23 +2295,7 @@
           <w:sz w:val="18"/>
           <w:lang w:val="en-US"/>
         </w:rPr>
-        <w:t xml:space="preserve">Creating Assistants with AI, </w:t>
-      </w:r>
-      <w:proofErr w:type="spellStart"/>
-      <w:r>
-        <w:rPr>
-          <w:sz w:val="18"/>
-          <w:lang w:val="en-US"/>
-        </w:rPr>
-        <w:t>Desafío</w:t>
-      </w:r>
-      <w:proofErr w:type="spellEnd"/>
-      <w:r>
-        <w:rPr>
-          <w:sz w:val="18"/>
-          <w:lang w:val="en-US"/>
-        </w:rPr>
-        <w:t xml:space="preserve"> Latam, 2024</w:t>
+        <w:t>Creating Assistants with AI, Desafío Latam, 2024</w:t>
       </w:r>
     </w:p>
     <w:p>
@@ -2434,23 +2319,7 @@
           <w:sz w:val="18"/>
           <w:lang w:val="en-US"/>
         </w:rPr>
-        <w:t xml:space="preserve">Data Analysis with Python, </w:t>
-      </w:r>
-      <w:proofErr w:type="spellStart"/>
-      <w:r>
-        <w:rPr>
-          <w:sz w:val="18"/>
-          <w:lang w:val="en-US"/>
-        </w:rPr>
-        <w:t>Desafío</w:t>
-      </w:r>
-      <w:proofErr w:type="spellEnd"/>
-      <w:r>
-        <w:rPr>
-          <w:sz w:val="18"/>
-          <w:lang w:val="en-US"/>
-        </w:rPr>
-        <w:t xml:space="preserve"> Latam, 2024</w:t>
+        <w:t>Data Analysis with Python, Desafío Latam, 2024</w:t>
       </w:r>
     </w:p>
     <w:sectPr>

--- a/assets/EN/CV_Shirley_Reyes.docx
+++ b/assets/EN/CV_Shirley_Reyes.docx
@@ -223,7 +223,7 @@
           </mc:Choice>
           <mc:Fallback>
             <w:pict>
-              <v:shape w14:anchorId="4B02ADB5" id="Graphic 2" o:spid="_x0000_s1026" style="position:absolute;margin-left:69.4pt;margin-top:14.9pt;width:456.65pt;height:.5pt;z-index:-251658752;visibility:visible;mso-wrap-style:square;mso-wrap-distance-left:0;mso-wrap-distance-top:0;mso-wrap-distance-right:0;mso-wrap-distance-bottom:0;mso-position-horizontal:absolute;mso-position-horizontal-relative:page;mso-position-vertical:absolute;mso-position-vertical-relative:text;v-text-anchor:top" coordsize="5799455,6350" o:gfxdata="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" path="m5799455,l,,,6096r5799455,l5799455,xe" fillcolor="navy" stroked="f">
+              <v:shape w14:anchorId="3313C1DB" id="Graphic 2" o:spid="_x0000_s1026" style="position:absolute;margin-left:69.4pt;margin-top:14.9pt;width:456.65pt;height:.5pt;z-index:-251658752;visibility:visible;mso-wrap-style:square;mso-wrap-distance-left:0;mso-wrap-distance-top:0;mso-wrap-distance-right:0;mso-wrap-distance-bottom:0;mso-position-horizontal:absolute;mso-position-horizontal-relative:page;mso-position-vertical:absolute;mso-position-vertical-relative:text;v-text-anchor:top" coordsize="5799455,6350" o:gfxdata="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" path="m5799455,l,,,6096r5799455,l5799455,xe" fillcolor="navy" stroked="f">
                 <v:path arrowok="t"/>
                 <w10:wrap type="topAndBottom" anchorx="page"/>
               </v:shape>
@@ -369,7 +369,7 @@
           </mc:Choice>
           <mc:Fallback>
             <w:pict>
-              <v:shape w14:anchorId="1127CAD1" id="Graphic 3" o:spid="_x0000_s1026" style="position:absolute;margin-left:69.4pt;margin-top:15.15pt;width:456.65pt;height:.5pt;z-index:-251657728;visibility:visible;mso-wrap-style:square;mso-wrap-distance-left:0;mso-wrap-distance-top:0;mso-wrap-distance-right:0;mso-wrap-distance-bottom:0;mso-position-horizontal:absolute;mso-position-horizontal-relative:page;mso-position-vertical:absolute;mso-position-vertical-relative:text;v-text-anchor:top" coordsize="5799455,6350" o:gfxdata="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" path="m5799455,l,,,6096r5799455,l5799455,xe" fillcolor="navy" stroked="f">
+              <v:shape w14:anchorId="0FEC3ABA" id="Graphic 3" o:spid="_x0000_s1026" style="position:absolute;margin-left:69.4pt;margin-top:15.15pt;width:456.65pt;height:.5pt;z-index:-251657728;visibility:visible;mso-wrap-style:square;mso-wrap-distance-left:0;mso-wrap-distance-top:0;mso-wrap-distance-right:0;mso-wrap-distance-bottom:0;mso-position-horizontal:absolute;mso-position-horizontal-relative:page;mso-position-vertical:absolute;mso-position-vertical-relative:text;v-text-anchor:top" coordsize="5799455,6350" o:gfxdata="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" path="m5799455,l,,,6096r5799455,l5799455,xe" fillcolor="navy" stroked="f">
                 <v:path arrowok="t"/>
                 <w10:wrap type="topAndBottom" anchorx="page"/>
               </v:shape>
@@ -786,7 +786,7 @@
           </mc:Choice>
           <mc:Fallback>
             <w:pict>
-              <v:shape w14:anchorId="447FD499" id="Graphic 4" o:spid="_x0000_s1026" style="position:absolute;margin-left:69.4pt;margin-top:15.1pt;width:456.65pt;height:.5pt;z-index:-251661824;visibility:visible;mso-wrap-style:square;mso-wrap-distance-left:0;mso-wrap-distance-top:0;mso-wrap-distance-right:0;mso-wrap-distance-bottom:0;mso-position-horizontal:absolute;mso-position-horizontal-relative:page;mso-position-vertical:absolute;mso-position-vertical-relative:text;v-text-anchor:top" coordsize="5799455,6350" o:gfxdata="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" path="m5799455,l,,,6096r5799455,l5799455,xe" fillcolor="navy" stroked="f">
+              <v:shape w14:anchorId="210C6BC3" id="Graphic 4" o:spid="_x0000_s1026" style="position:absolute;margin-left:69.4pt;margin-top:15.1pt;width:456.65pt;height:.5pt;z-index:-251661824;visibility:visible;mso-wrap-style:square;mso-wrap-distance-left:0;mso-wrap-distance-top:0;mso-wrap-distance-right:0;mso-wrap-distance-bottom:0;mso-position-horizontal:absolute;mso-position-horizontal-relative:page;mso-position-vertical:absolute;mso-position-vertical-relative:text;v-text-anchor:top" coordsize="5799455,6350" o:gfxdata="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" path="m5799455,l,,,6096r5799455,l5799455,xe" fillcolor="navy" stroked="f">
                 <v:path arrowok="t"/>
                 <w10:wrap type="topAndBottom" anchorx="page"/>
               </v:shape>
@@ -953,7 +953,7 @@
               <w:ind w:right="318"/>
               <w:rPr>
                 <w:sz w:val="18"/>
-                <w:lang w:val="es-PE"/>
+                <w:lang w:val="en-US"/>
               </w:rPr>
             </w:pPr>
             <w:r>
@@ -1132,7 +1132,7 @@
           </mc:Choice>
           <mc:Fallback>
             <w:pict>
-              <v:shape w14:anchorId="1D2F9177" id="Graphic 4" o:spid="_x0000_s1026" style="position:absolute;margin-left:69.4pt;margin-top:15.1pt;width:456.65pt;height:.5pt;z-index:-251656704;visibility:visible;mso-wrap-style:square;mso-wrap-distance-left:0;mso-wrap-distance-top:0;mso-wrap-distance-right:0;mso-wrap-distance-bottom:0;mso-position-horizontal:absolute;mso-position-horizontal-relative:page;mso-position-vertical:absolute;mso-position-vertical-relative:text;v-text-anchor:top" coordsize="5799455,6350" o:gfxdata="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" path="m5799455,l,,,6096r5799455,l5799455,xe" fillcolor="navy" stroked="f">
+              <v:shape w14:anchorId="68BA7952" id="Graphic 4" o:spid="_x0000_s1026" style="position:absolute;margin-left:69.4pt;margin-top:15.1pt;width:456.65pt;height:.5pt;z-index:-251656704;visibility:visible;mso-wrap-style:square;mso-wrap-distance-left:0;mso-wrap-distance-top:0;mso-wrap-distance-right:0;mso-wrap-distance-bottom:0;mso-position-horizontal:absolute;mso-position-horizontal-relative:page;mso-position-vertical:absolute;mso-position-vertical-relative:text;v-text-anchor:top" coordsize="5799455,6350" o:gfxdata="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" path="m5799455,l,,,6096r5799455,l5799455,xe" fillcolor="navy" stroked="f">
                 <v:path arrowok="t"/>
                 <w10:wrap type="topAndBottom" anchorx="page"/>
               </v:shape>
@@ -1527,7 +1527,7 @@
           </mc:Choice>
           <mc:Fallback>
             <w:pict>
-              <v:shape w14:anchorId="59818887" id="Graphic 6" o:spid="_x0000_s1026" style="position:absolute;margin-left:69.4pt;margin-top:15.15pt;width:456.65pt;height:.5pt;z-index:-251655680;visibility:visible;mso-wrap-style:square;mso-wrap-distance-left:0;mso-wrap-distance-top:0;mso-wrap-distance-right:0;mso-wrap-distance-bottom:0;mso-position-horizontal:absolute;mso-position-horizontal-relative:page;mso-position-vertical:absolute;mso-position-vertical-relative:text;v-text-anchor:top" coordsize="5799455,6350" o:gfxdata="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" path="m5799455,l,,,6095r5799455,l5799455,xe" fillcolor="navy" stroked="f">
+              <v:shape w14:anchorId="2C33CE38" id="Graphic 6" o:spid="_x0000_s1026" style="position:absolute;margin-left:69.4pt;margin-top:15.15pt;width:456.65pt;height:.5pt;z-index:-251655680;visibility:visible;mso-wrap-style:square;mso-wrap-distance-left:0;mso-wrap-distance-top:0;mso-wrap-distance-right:0;mso-wrap-distance-bottom:0;mso-position-horizontal:absolute;mso-position-horizontal-relative:page;mso-position-vertical:absolute;mso-position-vertical-relative:text;v-text-anchor:top" coordsize="5799455,6350" o:gfxdata="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" path="m5799455,l,,,6095r5799455,l5799455,xe" fillcolor="navy" stroked="f">
                 <v:path arrowok="t"/>
                 <w10:wrap type="topAndBottom" anchorx="page"/>
               </v:shape>
@@ -1666,7 +1666,49 @@
           <w:spacing w:val="-4"/>
           <w:lang w:val="en-US"/>
         </w:rPr>
-        <w:t>Proficiency in MySQL, SQL Server, Node, and Power BI</w:t>
+        <w:t xml:space="preserve">Proficiency in MySQL, SQL Server, Node, </w:t>
+      </w:r>
+      <w:r>
+        <w:rPr>
+          <w:spacing w:val="-4"/>
+          <w:lang w:val="en-US"/>
+        </w:rPr>
+        <w:t>API RESTful</w:t>
+      </w:r>
+      <w:r>
+        <w:rPr>
+          <w:spacing w:val="-4"/>
+          <w:lang w:val="en-US"/>
+        </w:rPr>
+        <w:t>,</w:t>
+      </w:r>
+      <w:r>
+        <w:rPr>
+          <w:spacing w:val="-4"/>
+          <w:lang w:val="en-US"/>
+        </w:rPr>
+        <w:t xml:space="preserve"> </w:t>
+      </w:r>
+      <w:r>
+        <w:rPr>
+          <w:spacing w:val="-4"/>
+          <w:lang w:val="en-US"/>
+        </w:rPr>
+        <w:t>jQuery</w:t>
+      </w:r>
+      <w:r>
+        <w:rPr>
+          <w:spacing w:val="-4"/>
+          <w:lang w:val="en-US"/>
+        </w:rPr>
+        <w:t xml:space="preserve"> </w:t>
+      </w:r>
+      <w:r>
+        <w:rPr>
+          <w:spacing w:val="-4"/>
+          <w:lang w:val="en-US"/>
+        </w:rPr>
+        <w:t>and Power BI</w:t>
       </w:r>
     </w:p>
     <w:p>
@@ -1708,7 +1750,43 @@
         <w:rPr>
           <w:lang w:val="en-US"/>
         </w:rPr>
-        <w:t>Knowledge of (UX) and (UI)</w:t>
+        <w:t>Knowledge of (UX)</w:t>
+      </w:r>
+      <w:r>
+        <w:rPr>
+          <w:lang w:val="en-US"/>
+        </w:rPr>
+        <w:t xml:space="preserve">, </w:t>
+      </w:r>
+      <w:r>
+        <w:rPr>
+          <w:lang w:val="en-US"/>
+        </w:rPr>
+        <w:t>(UI)</w:t>
+      </w:r>
+      <w:r>
+        <w:rPr>
+          <w:lang w:val="en-US"/>
+        </w:rPr>
+        <w:t xml:space="preserve">, </w:t>
+      </w:r>
+      <w:r>
+        <w:rPr>
+          <w:lang w:val="en-US"/>
+        </w:rPr>
+        <w:t xml:space="preserve">WordPress, Wix </w:t>
+      </w:r>
+      <w:r>
+        <w:rPr>
+          <w:lang w:val="en-US"/>
+        </w:rPr>
+        <w:t>and</w:t>
+      </w:r>
+      <w:r>
+        <w:rPr>
+          <w:lang w:val="en-US"/>
+        </w:rPr>
+        <w:t xml:space="preserve"> Elementor</w:t>
       </w:r>
     </w:p>
     <w:p>
@@ -1794,7 +1872,21 @@
           <w:spacing w:val="-2"/>
           <w:lang w:val="en-US"/>
         </w:rPr>
-        <w:t>Use of design tools (Photoshop, Illustrator, Figma, CorelDraw, and Balsamiq)</w:t>
+        <w:t xml:space="preserve">Use of design tools (Photoshop, Illustrator, Figma, and </w:t>
+      </w:r>
+      <w:r>
+        <w:rPr>
+          <w:spacing w:val="-2"/>
+          <w:lang w:val="en-US"/>
+        </w:rPr>
+        <w:t>XD</w:t>
+      </w:r>
+      <w:r>
+        <w:rPr>
+          <w:spacing w:val="-2"/>
+          <w:lang w:val="en-US"/>
+        </w:rPr>
+        <w:t>)</w:t>
       </w:r>
     </w:p>
     <w:p>
@@ -1923,7 +2015,34 @@
           <w:spacing w:val="-2"/>
           <w:lang w:val="en-US"/>
         </w:rPr>
-        <w:t>Application of frameworks such as Bootstrap and React</w:t>
+        <w:t>Application of frameworks such as Bootstrap</w:t>
+      </w:r>
+      <w:r>
+        <w:rPr>
+          <w:spacing w:val="-2"/>
+          <w:lang w:val="en-US"/>
+        </w:rPr>
+        <w:t xml:space="preserve">, </w:t>
+      </w:r>
+      <w:r>
+        <w:rPr>
+          <w:spacing w:val="-2"/>
+          <w:lang w:val="en-US"/>
+        </w:rPr>
+        <w:t xml:space="preserve">Laravel, </w:t>
+      </w:r>
+      <w:r>
+        <w:rPr>
+          <w:lang w:val="en-US"/>
+        </w:rPr>
+        <w:t>Angular</w:t>
+      </w:r>
+      <w:r>
+        <w:rPr>
+          <w:spacing w:val="-2"/>
+          <w:lang w:val="en-US"/>
+        </w:rPr>
+        <w:t xml:space="preserve"> and React</w:t>
       </w:r>
     </w:p>
     <w:p>
@@ -2078,7 +2197,7 @@
           </mc:Choice>
           <mc:Fallback>
             <w:pict>
-              <v:shape w14:anchorId="409BF968" id="Graphic 7" o:spid="_x0000_s1026" style="position:absolute;margin-left:69.4pt;margin-top:14.9pt;width:456.65pt;height:.5pt;z-index:-251654656;visibility:visible;mso-wrap-style:square;mso-wrap-distance-left:0;mso-wrap-distance-top:0;mso-wrap-distance-right:0;mso-wrap-distance-bottom:0;mso-position-horizontal:absolute;mso-position-horizontal-relative:page;mso-position-vertical:absolute;mso-position-vertical-relative:text;v-text-anchor:top" coordsize="5799455,6350" o:gfxdata="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" path="m5799455,l,,,6096r5799455,l5799455,xe" fillcolor="navy" stroked="f">
+              <v:shape w14:anchorId="2D49BDAE" id="Graphic 7" o:spid="_x0000_s1026" style="position:absolute;margin-left:69.4pt;margin-top:14.9pt;width:456.65pt;height:.5pt;z-index:-251654656;visibility:visible;mso-wrap-style:square;mso-wrap-distance-left:0;mso-wrap-distance-top:0;mso-wrap-distance-right:0;mso-wrap-distance-bottom:0;mso-position-horizontal:absolute;mso-position-horizontal-relative:page;mso-position-vertical:absolute;mso-position-vertical-relative:text;v-text-anchor:top" coordsize="5799455,6350" o:gfxdata="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" path="m5799455,l,,,6096r5799455,l5799455,xe" fillcolor="navy" stroked="f">
                 <v:path arrowok="t"/>
                 <w10:wrap type="topAndBottom" anchorx="page"/>
               </v:shape>
@@ -2223,7 +2342,7 @@
           <w:sz w:val="18"/>
           <w:lang w:val="en-US"/>
         </w:rPr>
-        <w:t>Project Management in Microsoft Excel, Coursera, 2023</w:t>
+        <w:t>Project Management in Excel, Coursera, 2023</w:t>
       </w:r>
     </w:p>
     <w:p>
@@ -2247,7 +2366,7 @@
           <w:sz w:val="18"/>
           <w:lang w:val="en-US"/>
         </w:rPr>
-        <w:t>Microsoft Power BI, UTP, 2023</w:t>
+        <w:t>Power BI, UTP, 2023</w:t>
       </w:r>
     </w:p>
     <w:p>
@@ -3275,6 +3394,7 @@
   <w:style w:type="character" w:default="1" w:styleId="Fuentedeprrafopredeter">
     <w:name w:val="Default Paragraph Font"/>
     <w:uiPriority w:val="1"/>
+    <w:semiHidden/>
     <w:unhideWhenUsed/>
   </w:style>
   <w:style w:type="table" w:default="1" w:styleId="Tablanormal">
